--- a/en/wisdom-stories/blessings-god-has-given.docx
+++ b/en/wisdom-stories/blessings-god-has-given.docx
@@ -13,7 +13,7 @@
     <w:p>
       <w:pPr/>
       <w:r>
-        <w:t>Every gift from Allah is not only a blessing but also a responsibility. Allah will surely ask how you used what was entrusted to you:</w:t>
+        <w:t>If Allah has given someone a blessing, He will also look at how they used it:</w:t>
       </w:r>
     </w:p>
     <w:p>
@@ -21,7 +21,7 @@
         <w:spacing w:after="80"/>
       </w:pPr>
       <w:r>
-        <w:t>If He granted you authority, were you just?</w:t>
+        <w:t>If He granted you power, were you just?</w:t>
       </w:r>
     </w:p>
     <w:p>
@@ -37,7 +37,7 @@
         <w:spacing w:after="80"/>
       </w:pPr>
       <w:r>
-        <w:t>If He gave you wealth, did you remain honest?</w:t>
+        <w:t>If He gave you wealth, what was your character?</w:t>
       </w:r>
     </w:p>
     <w:p>
@@ -75,11 +75,9 @@
         <w:rPr>
           <w:b/>
         </w:rPr>
-        <w:t>Moral:</w:t>
+        <w:t>Moral: Every blessing is also a test. What shows who you are is not what you have gained, but how you use it.</w:t>
       </w:r>
-      <w:r>
-        <w:t xml:space="preserve"> Every blessing from Allah carries a responsibility; we honor His gifts by using them with justice, compassion, gratitude, and faithfulness.</w:t>
-      </w:r>
+      <w:r/>
     </w:p>
     <w:p>
       <w:pPr>
@@ -90,7 +88,7 @@
           <w:i/>
           <w:sz w:val="18"/>
         </w:rPr>
-        <w:t>Source: Publicly available internet sources.</w:t>
+        <w:t>Stories are taken from open Internet sources; illustrations were created with AI.</w:t>
       </w:r>
     </w:p>
     <w:sectPr>
